--- a/csc6502-prac2-CHIPOMPO/reports/Report.docx
+++ b/csc6502-prac2-CHIPOMPO/reports/Report.docx
@@ -453,6 +453,70 @@
           <w:lang w:eastAsia="en-GB"/>
         </w:rPr>
       </w:pPr>
+      <w:r>
+        <w:rPr>
+          <w:rFonts w:ascii="Times New Roman" w:hAnsi="Times New Roman" w:cs="Times New Roman"/>
+          <w:sz w:val="24"/>
+          <w:szCs w:val="24"/>
+          <w:lang w:eastAsia="en-GB"/>
+        </w:rPr>
+        <w:drawing>
+          <wp:anchor distT="0" distB="0" distL="114300" distR="114300" simplePos="0" relativeHeight="251658240" behindDoc="0" locked="0" layoutInCell="1" allowOverlap="1">
+            <wp:simplePos x="0" y="0"/>
+            <wp:positionH relativeFrom="column">
+              <wp:posOffset>-263661</wp:posOffset>
+            </wp:positionH>
+            <wp:positionV relativeFrom="paragraph">
+              <wp:posOffset>322584</wp:posOffset>
+            </wp:positionV>
+            <wp:extent cx="6275698" cy="2148559"/>
+            <wp:effectExtent l="0" t="0" r="0" b="4445"/>
+            <wp:wrapTopAndBottom/>
+            <wp:docPr id="3" name="Picture 3" descr="C:\Users\Victus\AppData\Local\Microsoft\Windows\INetCache\Content.MSO\B481EF7A.tmp"/>
+            <wp:cNvGraphicFramePr>
+              <a:graphicFrameLocks xmlns:a="http://schemas.openxmlformats.org/drawingml/2006/main" noChangeAspect="1"/>
+            </wp:cNvGraphicFramePr>
+            <a:graphic xmlns:a="http://schemas.openxmlformats.org/drawingml/2006/main">
+              <a:graphicData uri="http://schemas.openxmlformats.org/drawingml/2006/picture">
+                <pic:pic xmlns:pic="http://schemas.openxmlformats.org/drawingml/2006/picture">
+                  <pic:nvPicPr>
+                    <pic:cNvPr id="0" name="Picture 1" descr="C:\Users\Victus\AppData\Local\Microsoft\Windows\INetCache\Content.MSO\B481EF7A.tmp"/>
+                    <pic:cNvPicPr>
+                      <a:picLocks noChangeAspect="1" noChangeArrowheads="1"/>
+                    </pic:cNvPicPr>
+                  </pic:nvPicPr>
+                  <pic:blipFill>
+                    <a:blip r:embed="rId5">
+                      <a:extLst>
+                        <a:ext uri="{28A0092B-C50C-407E-A947-70E740481C1C}">
+                          <a14:useLocalDpi xmlns:a14="http://schemas.microsoft.com/office/drawing/2010/main" val="0"/>
+                        </a:ext>
+                      </a:extLst>
+                    </a:blip>
+                    <a:srcRect/>
+                    <a:stretch>
+                      <a:fillRect/>
+                    </a:stretch>
+                  </pic:blipFill>
+                  <pic:spPr bwMode="auto">
+                    <a:xfrm>
+                      <a:off x="0" y="0"/>
+                      <a:ext cx="6275698" cy="2148559"/>
+                    </a:xfrm>
+                    <a:prstGeom prst="rect">
+                      <a:avLst/>
+                    </a:prstGeom>
+                    <a:noFill/>
+                    <a:ln>
+                      <a:noFill/>
+                    </a:ln>
+                  </pic:spPr>
+                </pic:pic>
+              </a:graphicData>
+            </a:graphic>
+          </wp:anchor>
+        </w:drawing>
+      </w:r>
     </w:p>
     <w:p>
       <w:pPr>
@@ -471,6 +535,98 @@
           <w:szCs w:val="24"/>
           <w:lang w:eastAsia="en-GB"/>
         </w:rPr>
+        <w:drawing>
+          <wp:anchor distT="0" distB="0" distL="114300" distR="114300" simplePos="0" relativeHeight="251659264" behindDoc="0" locked="0" layoutInCell="1" allowOverlap="1">
+            <wp:simplePos x="0" y="0"/>
+            <wp:positionH relativeFrom="margin">
+              <wp:align>center</wp:align>
+            </wp:positionH>
+            <wp:positionV relativeFrom="paragraph">
+              <wp:posOffset>2527619</wp:posOffset>
+            </wp:positionV>
+            <wp:extent cx="6511925" cy="1906905"/>
+            <wp:effectExtent l="0" t="0" r="3175" b="0"/>
+            <wp:wrapTopAndBottom/>
+            <wp:docPr id="4" name="Picture 4" descr="C:\Users\Victus\AppData\Local\Microsoft\Windows\INetCache\Content.MSO\BDF48766.tmp"/>
+            <wp:cNvGraphicFramePr>
+              <a:graphicFrameLocks xmlns:a="http://schemas.openxmlformats.org/drawingml/2006/main" noChangeAspect="1"/>
+            </wp:cNvGraphicFramePr>
+            <a:graphic xmlns:a="http://schemas.openxmlformats.org/drawingml/2006/main">
+              <a:graphicData uri="http://schemas.openxmlformats.org/drawingml/2006/picture">
+                <pic:pic xmlns:pic="http://schemas.openxmlformats.org/drawingml/2006/picture">
+                  <pic:nvPicPr>
+                    <pic:cNvPr id="0" name="Picture 3" descr="C:\Users\Victus\AppData\Local\Microsoft\Windows\INetCache\Content.MSO\BDF48766.tmp"/>
+                    <pic:cNvPicPr>
+                      <a:picLocks noChangeAspect="1" noChangeArrowheads="1"/>
+                    </pic:cNvPicPr>
+                  </pic:nvPicPr>
+                  <pic:blipFill>
+                    <a:blip r:embed="rId6">
+                      <a:extLst>
+                        <a:ext uri="{28A0092B-C50C-407E-A947-70E740481C1C}">
+                          <a14:useLocalDpi xmlns:a14="http://schemas.microsoft.com/office/drawing/2010/main" val="0"/>
+                        </a:ext>
+                      </a:extLst>
+                    </a:blip>
+                    <a:srcRect/>
+                    <a:stretch>
+                      <a:fillRect/>
+                    </a:stretch>
+                  </pic:blipFill>
+                  <pic:spPr bwMode="auto">
+                    <a:xfrm>
+                      <a:off x="0" y="0"/>
+                      <a:ext cx="6511925" cy="1906905"/>
+                    </a:xfrm>
+                    <a:prstGeom prst="rect">
+                      <a:avLst/>
+                    </a:prstGeom>
+                    <a:noFill/>
+                    <a:ln>
+                      <a:noFill/>
+                    </a:ln>
+                  </pic:spPr>
+                </pic:pic>
+              </a:graphicData>
+            </a:graphic>
+            <wp14:sizeRelH relativeFrom="margin">
+              <wp14:pctWidth>0</wp14:pctWidth>
+            </wp14:sizeRelH>
+            <wp14:sizeRelV relativeFrom="margin">
+              <wp14:pctHeight>0</wp14:pctHeight>
+            </wp14:sizeRelV>
+          </wp:anchor>
+        </w:drawing>
+      </w:r>
+    </w:p>
+    <w:p>
+      <w:pPr>
+        <w:jc w:val="both"/>
+        <w:rPr>
+          <w:rFonts w:ascii="Times New Roman" w:hAnsi="Times New Roman" w:cs="Times New Roman"/>
+          <w:sz w:val="24"/>
+          <w:szCs w:val="24"/>
+          <w:lang w:eastAsia="en-GB"/>
+        </w:rPr>
+      </w:pPr>
+    </w:p>
+    <w:p>
+      <w:pPr>
+        <w:jc w:val="both"/>
+        <w:rPr>
+          <w:rFonts w:ascii="Times New Roman" w:hAnsi="Times New Roman" w:cs="Times New Roman"/>
+          <w:sz w:val="24"/>
+          <w:szCs w:val="24"/>
+          <w:lang w:eastAsia="en-GB"/>
+        </w:rPr>
+      </w:pPr>
+      <w:r>
+        <w:rPr>
+          <w:rFonts w:ascii="Times New Roman" w:hAnsi="Times New Roman" w:cs="Times New Roman"/>
+          <w:sz w:val="24"/>
+          <w:szCs w:val="24"/>
+          <w:lang w:eastAsia="en-GB"/>
+        </w:rPr>
         <w:t>Paragraph</w:t>
       </w:r>
     </w:p>
@@ -611,6 +767,7 @@
           <w:szCs w:val="24"/>
           <w:lang w:eastAsia="en-GB"/>
         </w:rPr>
+        <w:lastRenderedPageBreak/>
         <w:t>On the natural mountain image, the detectors produced more varied results. Harris detected 2,000 points, Shi-</w:t>
       </w:r>
       <w:proofErr w:type="spellStart"/>
@@ -786,127 +943,62 @@
     </w:p>
     <w:p>
       <w:pPr>
-        <w:spacing w:line="360" w:lineRule="auto"/>
-        <w:rPr>
-          <w:rFonts w:ascii="Times New Roman" w:hAnsi="Times New Roman" w:cs="Times New Roman"/>
-          <w:sz w:val="24"/>
-          <w:szCs w:val="24"/>
-        </w:rPr>
-      </w:pPr>
-      <w:r>
-        <w:rPr>
-          <w:rFonts w:ascii="Times New Roman" w:hAnsi="Times New Roman" w:cs="Times New Roman"/>
-          <w:sz w:val="24"/>
-          <w:szCs w:val="24"/>
-        </w:rPr>
-        <w:t>Detector Transform Repeatability (%)</w:t>
-      </w:r>
-    </w:p>
-    <w:p>
-      <w:pPr>
-        <w:spacing w:line="360" w:lineRule="auto"/>
-        <w:rPr>
-          <w:rFonts w:ascii="Times New Roman" w:hAnsi="Times New Roman" w:cs="Times New Roman"/>
-          <w:sz w:val="24"/>
-          <w:szCs w:val="24"/>
-        </w:rPr>
-      </w:pPr>
-      <w:r>
-        <w:rPr>
-          <w:rFonts w:ascii="Times New Roman" w:hAnsi="Times New Roman" w:cs="Times New Roman"/>
-          <w:sz w:val="24"/>
-          <w:szCs w:val="24"/>
-        </w:rPr>
+        <w:pStyle w:val="HTMLPreformatted"/>
+      </w:pPr>
+      <w:proofErr w:type="gramStart"/>
+      <w:r>
+        <w:t>Detector  Transform</w:t>
+      </w:r>
+      <w:proofErr w:type="gramEnd"/>
+      <w:r>
+        <w:t xml:space="preserve">  Repeatability (%)</w:t>
+      </w:r>
+    </w:p>
+    <w:p>
+      <w:pPr>
+        <w:pStyle w:val="HTMLPreformatted"/>
+      </w:pPr>
+      <w:r>
         <w:t xml:space="preserve">     ORB Rotate 30°              61.85</w:t>
       </w:r>
     </w:p>
     <w:p>
       <w:pPr>
-        <w:spacing w:line="360" w:lineRule="auto"/>
-        <w:rPr>
-          <w:rFonts w:ascii="Times New Roman" w:hAnsi="Times New Roman" w:cs="Times New Roman"/>
-          <w:sz w:val="24"/>
-          <w:szCs w:val="24"/>
-        </w:rPr>
-      </w:pPr>
-      <w:r>
-        <w:rPr>
-          <w:rFonts w:ascii="Times New Roman" w:hAnsi="Times New Roman" w:cs="Times New Roman"/>
-          <w:sz w:val="24"/>
-          <w:szCs w:val="24"/>
-        </w:rPr>
+        <w:pStyle w:val="HTMLPreformatted"/>
+      </w:pPr>
+      <w:r>
         <w:t xml:space="preserve">     ORB Rotate 90°              41.05</w:t>
       </w:r>
     </w:p>
     <w:p>
       <w:pPr>
-        <w:spacing w:line="360" w:lineRule="auto"/>
-        <w:rPr>
-          <w:rFonts w:ascii="Times New Roman" w:hAnsi="Times New Roman" w:cs="Times New Roman"/>
-          <w:sz w:val="24"/>
-          <w:szCs w:val="24"/>
-        </w:rPr>
-      </w:pPr>
-      <w:r>
-        <w:rPr>
-          <w:rFonts w:ascii="Times New Roman" w:hAnsi="Times New Roman" w:cs="Times New Roman"/>
-          <w:sz w:val="24"/>
-          <w:szCs w:val="24"/>
-        </w:rPr>
+        <w:pStyle w:val="HTMLPreformatted"/>
+      </w:pPr>
+      <w:r>
         <w:t xml:space="preserve">     ORB Scale 0.5×              27.10</w:t>
       </w:r>
     </w:p>
     <w:p>
       <w:pPr>
-        <w:spacing w:line="360" w:lineRule="auto"/>
-        <w:rPr>
-          <w:rFonts w:ascii="Times New Roman" w:hAnsi="Times New Roman" w:cs="Times New Roman"/>
-          <w:sz w:val="24"/>
-          <w:szCs w:val="24"/>
-        </w:rPr>
-      </w:pPr>
-      <w:r>
-        <w:rPr>
-          <w:rFonts w:ascii="Times New Roman" w:hAnsi="Times New Roman" w:cs="Times New Roman"/>
-          <w:sz w:val="24"/>
-          <w:szCs w:val="24"/>
-        </w:rPr>
+        <w:pStyle w:val="HTMLPreformatted"/>
+      </w:pPr>
+      <w:r>
         <w:t xml:space="preserve">    SIFT Rotate 30°              70.15</w:t>
       </w:r>
     </w:p>
     <w:p>
       <w:pPr>
-        <w:spacing w:line="360" w:lineRule="auto"/>
-        <w:rPr>
-          <w:rFonts w:ascii="Times New Roman" w:hAnsi="Times New Roman" w:cs="Times New Roman"/>
-          <w:sz w:val="24"/>
-          <w:szCs w:val="24"/>
-        </w:rPr>
-      </w:pPr>
-      <w:r>
-        <w:rPr>
-          <w:rFonts w:ascii="Times New Roman" w:hAnsi="Times New Roman" w:cs="Times New Roman"/>
-          <w:sz w:val="24"/>
-          <w:szCs w:val="24"/>
-        </w:rPr>
+        <w:pStyle w:val="HTMLPreformatted"/>
+      </w:pPr>
+      <w:r>
         <w:t xml:space="preserve">    SIFT Rotate 90°              54.85</w:t>
       </w:r>
     </w:p>
     <w:p>
       <w:pPr>
-        <w:spacing w:line="360" w:lineRule="auto"/>
-        <w:rPr>
-          <w:rFonts w:ascii="Times New Roman" w:hAnsi="Times New Roman" w:cs="Times New Roman"/>
-          <w:sz w:val="24"/>
-          <w:szCs w:val="24"/>
-        </w:rPr>
-      </w:pPr>
-      <w:r>
-        <w:rPr>
-          <w:rFonts w:ascii="Times New Roman" w:hAnsi="Times New Roman" w:cs="Times New Roman"/>
-          <w:sz w:val="24"/>
-          <w:szCs w:val="24"/>
-        </w:rPr>
+        <w:pStyle w:val="HTMLPreformatted"/>
+      </w:pPr>
+      <w:r>
         <w:t xml:space="preserve">    SIFT Scale 0.5×              46.40</w:t>
       </w:r>
     </w:p>
@@ -920,15 +1012,6 @@
           <w:szCs w:val="24"/>
         </w:rPr>
       </w:pPr>
-      <w:r>
-        <w:rPr>
-          <w:rFonts w:ascii="Times New Roman" w:hAnsi="Times New Roman" w:cs="Times New Roman"/>
-          <w:sz w:val="24"/>
-          <w:szCs w:val="24"/>
-        </w:rPr>
-        <w:lastRenderedPageBreak/>
-        <w:t>Explanation</w:t>
-      </w:r>
     </w:p>
     <w:p>
       <w:pPr>
@@ -946,7 +1029,7 @@
           <w:sz w:val="24"/>
           <w:szCs w:val="24"/>
         </w:rPr>
-        <w:t>For the mountain image, SIFT achieved higher repeatability than ORB for all three transformations. Under a 30° rotation, ORB achieved 61.85% repeatability compared with 70.15% for SIFT. For a 90° rotation, the repeatability decreased to 41.05% for ORB and 54.85% for SIFT. Under 0.5× scaling, ORB achieved 27.10%, whereas SIFT achieved 46.40%.</w:t>
+        <w:t>Explanation</w:t>
       </w:r>
     </w:p>
     <w:p>
@@ -965,6 +1048,25 @@
           <w:sz w:val="24"/>
           <w:szCs w:val="24"/>
         </w:rPr>
+        <w:t>For the mountain image, SIFT achieved higher repeatability than ORB for all three transformations. Under a 30° rotation, ORB achieved 61.85% repeatability compared with 70.15% for SIFT. For a 90° rotation, the repeatability decreased to 41.05% for ORB and 54.85% for SIFT. Under 0.5× scaling, ORB achieved 27.10%, whereas SIFT achieved 46.40%.</w:t>
+      </w:r>
+    </w:p>
+    <w:p>
+      <w:pPr>
+        <w:spacing w:line="360" w:lineRule="auto"/>
+        <w:jc w:val="both"/>
+        <w:rPr>
+          <w:rFonts w:ascii="Times New Roman" w:hAnsi="Times New Roman" w:cs="Times New Roman"/>
+          <w:sz w:val="24"/>
+          <w:szCs w:val="24"/>
+        </w:rPr>
+      </w:pPr>
+      <w:r>
+        <w:rPr>
+          <w:rFonts w:ascii="Times New Roman" w:hAnsi="Times New Roman" w:cs="Times New Roman"/>
+          <w:sz w:val="24"/>
+          <w:szCs w:val="24"/>
+        </w:rPr>
         <w:t xml:space="preserve">The higher performance of SIFT is consistent with how the two methods achieve invariance. SIFT is designed to provide strong scale and rotation invariance. It detects features across multiple scales using a scale-space representation and assigns a dominant orientation to each </w:t>
       </w:r>
       <w:proofErr w:type="spellStart"/>
@@ -1032,6 +1134,74 @@
           <w:szCs w:val="24"/>
         </w:rPr>
         <w:t>Task 3. Matching with the ratio test</w:t>
+      </w:r>
+    </w:p>
+    <w:p>
+      <w:pPr>
+        <w:spacing w:line="360" w:lineRule="auto"/>
+        <w:rPr>
+          <w:rFonts w:ascii="Times New Roman" w:hAnsi="Times New Roman" w:cs="Times New Roman"/>
+          <w:b/>
+          <w:sz w:val="24"/>
+          <w:szCs w:val="24"/>
+        </w:rPr>
+      </w:pPr>
+      <w:r>
+        <w:rPr>
+          <w:rFonts w:ascii="Times New Roman" w:hAnsi="Times New Roman" w:cs="Times New Roman"/>
+          <w:b/>
+          <w:sz w:val="24"/>
+          <w:szCs w:val="24"/>
+        </w:rPr>
+        <w:lastRenderedPageBreak/>
+        <w:drawing>
+          <wp:inline distT="0" distB="0" distL="0" distR="0">
+            <wp:extent cx="4873000" cy="2736775"/>
+            <wp:effectExtent l="0" t="0" r="3810" b="6985"/>
+            <wp:docPr id="5" name="Picture 5" descr="C:\Users\Victus\AppData\Local\Microsoft\Windows\INetCache\Content.MSO\2F77B1F0.tmp"/>
+            <wp:cNvGraphicFramePr>
+              <a:graphicFrameLocks xmlns:a="http://schemas.openxmlformats.org/drawingml/2006/main" noChangeAspect="1"/>
+            </wp:cNvGraphicFramePr>
+            <a:graphic xmlns:a="http://schemas.openxmlformats.org/drawingml/2006/main">
+              <a:graphicData uri="http://schemas.openxmlformats.org/drawingml/2006/picture">
+                <pic:pic xmlns:pic="http://schemas.openxmlformats.org/drawingml/2006/picture">
+                  <pic:nvPicPr>
+                    <pic:cNvPr id="0" name="Picture 5" descr="C:\Users\Victus\AppData\Local\Microsoft\Windows\INetCache\Content.MSO\2F77B1F0.tmp"/>
+                    <pic:cNvPicPr>
+                      <a:picLocks noChangeAspect="1" noChangeArrowheads="1"/>
+                    </pic:cNvPicPr>
+                  </pic:nvPicPr>
+                  <pic:blipFill>
+                    <a:blip r:embed="rId7">
+                      <a:extLst>
+                        <a:ext uri="{28A0092B-C50C-407E-A947-70E740481C1C}">
+                          <a14:useLocalDpi xmlns:a14="http://schemas.microsoft.com/office/drawing/2010/main" val="0"/>
+                        </a:ext>
+                      </a:extLst>
+                    </a:blip>
+                    <a:srcRect/>
+                    <a:stretch>
+                      <a:fillRect/>
+                    </a:stretch>
+                  </pic:blipFill>
+                  <pic:spPr bwMode="auto">
+                    <a:xfrm>
+                      <a:off x="0" y="0"/>
+                      <a:ext cx="4903636" cy="2753981"/>
+                    </a:xfrm>
+                    <a:prstGeom prst="rect">
+                      <a:avLst/>
+                    </a:prstGeom>
+                    <a:noFill/>
+                    <a:ln>
+                      <a:noFill/>
+                    </a:ln>
+                  </pic:spPr>
+                </pic:pic>
+              </a:graphicData>
+            </a:graphic>
+          </wp:inline>
+        </w:drawing>
       </w:r>
     </w:p>
     <w:p>
@@ -1071,37 +1241,27 @@
           <w:szCs w:val="20"/>
           <w:lang w:eastAsia="en-GB"/>
         </w:rPr>
-        <w:t>Raw nearest-neighbour matches: 2001</w:t>
-      </w:r>
-    </w:p>
-    <w:p>
-      <w:pPr>
-        <w:spacing w:line="360" w:lineRule="auto"/>
-        <w:jc w:val="both"/>
-        <w:rPr>
-          <w:rFonts w:ascii="Times New Roman" w:hAnsi="Times New Roman" w:cs="Times New Roman"/>
-          <w:sz w:val="24"/>
-          <w:szCs w:val="24"/>
-        </w:rPr>
-      </w:pPr>
-    </w:p>
-    <w:p>
-      <w:pPr>
-        <w:spacing w:line="360" w:lineRule="auto"/>
-        <w:jc w:val="both"/>
-        <w:rPr>
-          <w:rFonts w:ascii="Times New Roman" w:hAnsi="Times New Roman" w:cs="Times New Roman"/>
-          <w:sz w:val="24"/>
-          <w:szCs w:val="24"/>
-        </w:rPr>
-      </w:pPr>
-      <w:r>
-        <w:rPr>
-          <w:rFonts w:ascii="Times New Roman" w:hAnsi="Times New Roman" w:cs="Times New Roman"/>
-          <w:sz w:val="24"/>
-          <w:szCs w:val="24"/>
-        </w:rPr>
-        <w:t>Ratio Test Results</w:t>
+        <w:t xml:space="preserve">Image 1 </w:t>
+      </w:r>
+      <w:proofErr w:type="spellStart"/>
+      <w:r>
+        <w:rPr>
+          <w:rFonts w:ascii="Consolas" w:eastAsia="Times New Roman" w:hAnsi="Consolas" w:cs="Courier New"/>
+          <w:sz w:val="20"/>
+          <w:szCs w:val="20"/>
+          <w:lang w:eastAsia="en-GB"/>
+        </w:rPr>
+        <w:t>keypoints</w:t>
+      </w:r>
+      <w:proofErr w:type="spellEnd"/>
+      <w:r>
+        <w:rPr>
+          <w:rFonts w:ascii="Consolas" w:eastAsia="Times New Roman" w:hAnsi="Consolas" w:cs="Courier New"/>
+          <w:sz w:val="20"/>
+          <w:szCs w:val="20"/>
+          <w:lang w:eastAsia="en-GB"/>
+        </w:rPr>
+        <w:t>: 2001</w:t>
       </w:r>
     </w:p>
     <w:p>
@@ -1134,25 +1294,14 @@
           <w:lang w:eastAsia="en-GB"/>
         </w:rPr>
       </w:pPr>
-      <w:proofErr w:type="gramStart"/>
-      <w:r>
-        <w:rPr>
-          <w:rFonts w:ascii="Consolas" w:eastAsia="Times New Roman" w:hAnsi="Consolas" w:cs="Courier New"/>
-          <w:sz w:val="20"/>
-          <w:szCs w:val="20"/>
-          <w:lang w:eastAsia="en-GB"/>
-        </w:rPr>
-        <w:t>Ratio  Matches</w:t>
-      </w:r>
-      <w:proofErr w:type="gramEnd"/>
-      <w:r>
-        <w:rPr>
-          <w:rFonts w:ascii="Consolas" w:eastAsia="Times New Roman" w:hAnsi="Consolas" w:cs="Courier New"/>
-          <w:sz w:val="20"/>
-          <w:szCs w:val="20"/>
-          <w:lang w:eastAsia="en-GB"/>
-        </w:rPr>
-        <w:t xml:space="preserve">  Time (</w:t>
+      <w:r>
+        <w:rPr>
+          <w:rFonts w:ascii="Consolas" w:eastAsia="Times New Roman" w:hAnsi="Consolas" w:cs="Courier New"/>
+          <w:sz w:val="20"/>
+          <w:szCs w:val="20"/>
+          <w:lang w:eastAsia="en-GB"/>
+        </w:rPr>
+        <w:t xml:space="preserve">Image 2 </w:t>
       </w:r>
       <w:proofErr w:type="spellStart"/>
       <w:r>
@@ -1162,7 +1311,7 @@
           <w:szCs w:val="20"/>
           <w:lang w:eastAsia="en-GB"/>
         </w:rPr>
-        <w:t>ms</w:t>
+        <w:t>keypoints</w:t>
       </w:r>
       <w:proofErr w:type="spellEnd"/>
       <w:r>
@@ -1172,7 +1321,7 @@
           <w:szCs w:val="20"/>
           <w:lang w:eastAsia="en-GB"/>
         </w:rPr>
-        <w:t>)</w:t>
+        <w:t>: 2000</w:t>
       </w:r>
     </w:p>
     <w:p>
@@ -1205,15 +1354,6 @@
           <w:lang w:eastAsia="en-GB"/>
         </w:rPr>
       </w:pPr>
-      <w:r>
-        <w:rPr>
-          <w:rFonts w:ascii="Consolas" w:eastAsia="Times New Roman" w:hAnsi="Consolas" w:cs="Courier New"/>
-          <w:sz w:val="20"/>
-          <w:szCs w:val="20"/>
-          <w:lang w:eastAsia="en-GB"/>
-        </w:rPr>
-        <w:t xml:space="preserve">  0.60        9      42.61</w:t>
-      </w:r>
     </w:p>
     <w:p>
       <w:pPr>
@@ -1245,15 +1385,6 @@
           <w:lang w:eastAsia="en-GB"/>
         </w:rPr>
       </w:pPr>
-      <w:r>
-        <w:rPr>
-          <w:rFonts w:ascii="Consolas" w:eastAsia="Times New Roman" w:hAnsi="Consolas" w:cs="Courier New"/>
-          <w:sz w:val="20"/>
-          <w:szCs w:val="20"/>
-          <w:lang w:eastAsia="en-GB"/>
-        </w:rPr>
-        <w:t xml:space="preserve">  0.75       39      26.21</w:t>
-      </w:r>
     </w:p>
     <w:p>
       <w:pPr>
@@ -1292,7 +1423,7 @@
           <w:szCs w:val="20"/>
           <w:lang w:eastAsia="en-GB"/>
         </w:rPr>
-        <w:t xml:space="preserve">  0.90      286      23.81</w:t>
+        <w:t>Raw nearest-neighbour matches: 2001</w:t>
       </w:r>
     </w:p>
     <w:p>
@@ -1322,6 +1453,150 @@
           <w:sz w:val="24"/>
           <w:szCs w:val="24"/>
         </w:rPr>
+        <w:drawing>
+          <wp:inline distT="0" distB="0" distL="0" distR="0">
+            <wp:extent cx="4986678" cy="2762875"/>
+            <wp:effectExtent l="0" t="0" r="4445" b="0"/>
+            <wp:docPr id="6" name="Picture 6" descr="C:\Users\Victus\AppData\Local\Microsoft\Windows\INetCache\Content.MSO\3566263C.tmp"/>
+            <wp:cNvGraphicFramePr>
+              <a:graphicFrameLocks xmlns:a="http://schemas.openxmlformats.org/drawingml/2006/main" noChangeAspect="1"/>
+            </wp:cNvGraphicFramePr>
+            <a:graphic xmlns:a="http://schemas.openxmlformats.org/drawingml/2006/main">
+              <a:graphicData uri="http://schemas.openxmlformats.org/drawingml/2006/picture">
+                <pic:pic xmlns:pic="http://schemas.openxmlformats.org/drawingml/2006/picture">
+                  <pic:nvPicPr>
+                    <pic:cNvPr id="0" name="Picture 7" descr="C:\Users\Victus\AppData\Local\Microsoft\Windows\INetCache\Content.MSO\3566263C.tmp"/>
+                    <pic:cNvPicPr>
+                      <a:picLocks noChangeAspect="1" noChangeArrowheads="1"/>
+                    </pic:cNvPicPr>
+                  </pic:nvPicPr>
+                  <pic:blipFill>
+                    <a:blip r:embed="rId8">
+                      <a:extLst>
+                        <a:ext uri="{28A0092B-C50C-407E-A947-70E740481C1C}">
+                          <a14:useLocalDpi xmlns:a14="http://schemas.microsoft.com/office/drawing/2010/main" val="0"/>
+                        </a:ext>
+                      </a:extLst>
+                    </a:blip>
+                    <a:srcRect/>
+                    <a:stretch>
+                      <a:fillRect/>
+                    </a:stretch>
+                  </pic:blipFill>
+                  <pic:spPr bwMode="auto">
+                    <a:xfrm>
+                      <a:off x="0" y="0"/>
+                      <a:ext cx="5072650" cy="2810508"/>
+                    </a:xfrm>
+                    <a:prstGeom prst="rect">
+                      <a:avLst/>
+                    </a:prstGeom>
+                    <a:noFill/>
+                    <a:ln>
+                      <a:noFill/>
+                    </a:ln>
+                  </pic:spPr>
+                </pic:pic>
+              </a:graphicData>
+            </a:graphic>
+          </wp:inline>
+        </w:drawing>
+      </w:r>
+    </w:p>
+    <w:p>
+      <w:pPr>
+        <w:spacing w:line="360" w:lineRule="auto"/>
+        <w:jc w:val="both"/>
+        <w:rPr>
+          <w:rFonts w:ascii="Times New Roman" w:hAnsi="Times New Roman" w:cs="Times New Roman"/>
+          <w:sz w:val="24"/>
+          <w:szCs w:val="24"/>
+        </w:rPr>
+      </w:pPr>
+      <w:r>
+        <w:rPr>
+          <w:rFonts w:ascii="Times New Roman" w:hAnsi="Times New Roman" w:cs="Times New Roman"/>
+          <w:sz w:val="24"/>
+          <w:szCs w:val="24"/>
+        </w:rPr>
+        <w:t>Ratio Test Results</w:t>
+      </w:r>
+    </w:p>
+    <w:p>
+      <w:pPr>
+        <w:pStyle w:val="HTMLPreformatted"/>
+      </w:pPr>
+      <w:proofErr w:type="gramStart"/>
+      <w:r>
+        <w:t>Ratio  Matches</w:t>
+      </w:r>
+      <w:proofErr w:type="gramEnd"/>
+      <w:r>
+        <w:t xml:space="preserve">  Time (</w:t>
+      </w:r>
+      <w:proofErr w:type="spellStart"/>
+      <w:r>
+        <w:t>ms</w:t>
+      </w:r>
+      <w:proofErr w:type="spellEnd"/>
+      <w:r>
+        <w:t>)</w:t>
+      </w:r>
+    </w:p>
+    <w:p>
+      <w:pPr>
+        <w:pStyle w:val="HTMLPreformatted"/>
+      </w:pPr>
+      <w:r>
+        <w:t xml:space="preserve">  0.60        9      77.90</w:t>
+      </w:r>
+    </w:p>
+    <w:p>
+      <w:pPr>
+        <w:pStyle w:val="HTMLPreformatted"/>
+      </w:pPr>
+      <w:r>
+        <w:t xml:space="preserve">  0.75       39      73.91</w:t>
+      </w:r>
+    </w:p>
+    <w:p>
+      <w:pPr>
+        <w:pStyle w:val="HTMLPreformatted"/>
+      </w:pPr>
+      <w:r>
+        <w:t xml:space="preserve">  0.90      286      76.27</w:t>
+      </w:r>
+    </w:p>
+    <w:p>
+      <w:pPr>
+        <w:spacing w:line="360" w:lineRule="auto"/>
+        <w:jc w:val="both"/>
+        <w:rPr>
+          <w:rFonts w:ascii="Times New Roman" w:hAnsi="Times New Roman" w:cs="Times New Roman"/>
+          <w:sz w:val="24"/>
+          <w:szCs w:val="24"/>
+        </w:rPr>
+      </w:pPr>
+    </w:p>
+    <w:p>
+      <w:pPr>
+        <w:spacing w:line="360" w:lineRule="auto"/>
+        <w:jc w:val="both"/>
+        <w:rPr>
+          <w:rFonts w:ascii="Times New Roman" w:hAnsi="Times New Roman" w:cs="Times New Roman"/>
+          <w:sz w:val="24"/>
+          <w:szCs w:val="24"/>
+        </w:rPr>
+      </w:pPr>
+      <w:bookmarkStart w:id="0" w:name="_GoBack"/>
+      <w:bookmarkEnd w:id="0"/>
+      <w:r>
+        <w:rPr>
+          <w:rFonts w:ascii="Times New Roman" w:hAnsi="Times New Roman" w:cs="Times New Roman"/>
+          <w:sz w:val="24"/>
+          <w:szCs w:val="24"/>
+        </w:rPr>
+        <w:lastRenderedPageBreak/>
         <w:t>Raw nearest</w:t>
       </w:r>
       <w:r>
@@ -1581,16 +1856,7 @@
           <w:sz w:val="24"/>
           <w:szCs w:val="24"/>
         </w:rPr>
-        <w:t xml:space="preserve"> highly reliable. This setting is useful when precision is more important than quantity. At </w:t>
-      </w:r>
-      <w:r>
-        <w:rPr>
-          <w:rFonts w:ascii="Times New Roman" w:hAnsi="Times New Roman" w:cs="Times New Roman"/>
-          <w:sz w:val="24"/>
-          <w:szCs w:val="24"/>
-        </w:rPr>
-        <w:lastRenderedPageBreak/>
-        <w:t xml:space="preserve">a moderate threshold of </w:t>
+        <w:t xml:space="preserve"> highly reliable. This setting is useful when precision is more important than quantity. At a moderate threshold of </w:t>
       </w:r>
       <w:r>
         <w:rPr>
@@ -2432,7 +2698,7 @@
                     <pic:cNvPicPr/>
                   </pic:nvPicPr>
                   <pic:blipFill>
-                    <a:blip r:embed="rId5" cstate="print">
+                    <a:blip r:embed="rId9" cstate="print">
                       <a:extLst>
                         <a:ext uri="{28A0092B-C50C-407E-A947-70E740481C1C}">
                           <a14:useLocalDpi xmlns:a14="http://schemas.microsoft.com/office/drawing/2010/main" val="0"/>
@@ -2910,8 +3176,6 @@
         </w:rPr>
         <w:t xml:space="preserve"> some degradation.</w:t>
       </w:r>
-      <w:bookmarkStart w:id="0" w:name="_GoBack"/>
-      <w:bookmarkEnd w:id="0"/>
     </w:p>
     <w:p>
       <w:pPr>
@@ -2944,7 +3208,7 @@
                     <pic:cNvPicPr/>
                   </pic:nvPicPr>
                   <pic:blipFill>
-                    <a:blip r:embed="rId6" cstate="print">
+                    <a:blip r:embed="rId10" cstate="print">
                       <a:extLst>
                         <a:ext uri="{28A0092B-C50C-407E-A947-70E740481C1C}">
                           <a14:useLocalDpi xmlns:a14="http://schemas.microsoft.com/office/drawing/2010/main" val="0"/>
